--- a/docs/策划案/北京林业大学CS2新生赛策划案.docx
+++ b/docs/策划案/北京林业大学CS2新生赛策划案.docx
@@ -29,7 +29,7 @@
         <w:jc w:val="both"/>
       </w:pPr>
       <w:r>
-        <w:t>动漫社游戏部拟组织北京林业大学 CS2 新生赛，面向校内学生开放报名，以新生为参赛主体，利用现有微信小程序完成身份核验、组队报名、赛程发布和成绩管理。赛事按 16 支队伍、每队 5 人安排，自 10 月 10 日起利用周末开展；奖金总额 1000 元，由承办方自付，覆盖全部正常参赛队伍。</w:t>
+        <w:t>动漫社、五环社拟组织北京林业大学 CS2 新生赛，面向校内学生开放报名，以新生为参赛主体，利用现有微信小程序完成身份核验、组队报名、赛程发布和成绩管理。赛事按 16 支队伍、每队 5 人安排，自 10 月 10 日起利用周末开展；奖金总额 1000 元，由承办方自付，覆盖全部正常参赛队伍。</w:t>
       </w:r>
     </w:p>
     <w:p>
@@ -188,7 +188,7 @@
               <w:rPr>
                 <w:sz w:val="21"/>
               </w:rPr>
-              <w:t>动漫社游戏部</w:t>
+              <w:t>动漫社、五环社</w:t>
             </w:r>
           </w:p>
         </w:tc>
@@ -229,7 +229,7 @@
               <w:rPr>
                 <w:sz w:val="21"/>
               </w:rPr>
-              <w:t>由动漫社游戏部统筹，不指定个人负责人；赛前公布各岗位值班安排与统一联系渠道。</w:t>
+              <w:t>由动漫社、五环社统筹，不指定个人负责人；赛前公布各岗位值班安排与统一联系渠道。</w:t>
             </w:r>
           </w:p>
         </w:tc>
@@ -2705,7 +2705,7 @@
         <w:jc w:val="both"/>
       </w:pPr>
       <w:r>
-        <w:t>由动漫社游戏部统一组织，以下人数为执行配置建议，赛前落实到值班人员。部分岗位可兼任，但每个同时进行的比赛房间须有明确的裁判联系人，涉及本人参赛队伍的执裁、申诉处理和奖金核对应回避。</w:t>
+        <w:t>由动漫社、五环社统一组织，以下人数为执行配置建议，赛前落实到值班人员。部分岗位可兼任，但每个同时进行的比赛房间须有明确的裁判联系人，涉及本人参赛队伍的执裁、申诉处理和奖金核对应回避。</w:t>
       </w:r>
     </w:p>
     <w:tbl>
@@ -4508,7 +4508,7 @@
         <w:jc w:val="both"/>
       </w:pPr>
       <w:r>
-        <w:t>赛后由动漫社游戏部汇总参赛人数、完成场次、最终成绩、异常处理及奖金发放情况，结合队长反馈形成活动总结，保留必要的赛程、结果和财务记录，供学校及社团查阅。</w:t>
+        <w:t>赛后由动漫社、五环社汇总参赛人数、完成场次、最终成绩、异常处理及奖金发放情况，结合队长反馈形成活动总结，保留必要的赛程、结果和财务记录，供学校及社团查阅。</w:t>
       </w:r>
     </w:p>
     <w:sectPr>
